--- a/word_reports/LP_0130_위치_407_Donovan_Cosmic Wheels.docx
+++ b/word_reports/LP_0130_위치_407_Donovan_Cosmic Wheels.docx
@@ -4,7 +4,7 @@
   <w:body>
     <w:p>
       <w:pPr>
-        <w:spacing w:after="280"/>
+        <w:spacing w:after="80"/>
       </w:pPr>
       <w:r>
         <w:rPr w:rFonts="맑은 고딕">
@@ -13,94 +13,47 @@
           <w:color w:val="1E3A8A"/>
           <w:sz w:val="30"/>
         </w:rPr>
-        <w:t>[407] Donovan - Cosmic Wheels</w:t>
+        <w:t>Donovan (도노반) - Cosmic Wheels</w:t>
       </w:r>
     </w:p>
     <w:p>
       <w:pPr>
-        <w:spacing w:after="320"/>
+        <w:spacing w:after="240"/>
       </w:pPr>
       <w:r>
         <w:rPr w:rFonts="맑은 고딕">
           <w:rFonts w:ascii="맑은 고딕" w:hAnsi="맑은 고딕" w:eastAsia="맑은 고딕"/>
           <w:b/>
-          <w:sz w:val="20"/>
+          <w:color w:val="4B5563"/>
+          <w:sz w:val="22"/>
         </w:rPr>
-        <w:t>■ 위치 : 407</w:t>
-        <w:br/>
-      </w:r>
-      <w:r>
-        <w:rPr w:rFonts="맑은 고딕">
-          <w:rFonts w:ascii="맑은 고딕" w:hAnsi="맑은 고딕" w:eastAsia="맑은 고딕"/>
-          <w:b/>
-          <w:sz w:val="20"/>
-        </w:rPr>
-        <w:t>■ 아티스트 : Donovan</w:t>
-        <w:br/>
-      </w:r>
-      <w:r>
-        <w:rPr w:rFonts="맑은 고딕">
-          <w:rFonts w:ascii="맑은 고딕" w:hAnsi="맑은 고딕" w:eastAsia="맑은 고딕"/>
-          <w:b/>
-          <w:sz w:val="20"/>
-        </w:rPr>
-        <w:t>■ 앨범명 : Cosmic Wheels</w:t>
-        <w:br/>
-      </w:r>
-      <w:r>
-        <w:rPr w:rFonts="맑은 고딕">
-          <w:rFonts w:ascii="맑은 고딕" w:hAnsi="맑은 고딕" w:eastAsia="맑은 고딕"/>
-          <w:b w:val="0"/>
-          <w:sz w:val="20"/>
-        </w:rPr>
-        <w:t>■ 음반 레이블 : Epic</w:t>
-        <w:br/>
-      </w:r>
-      <w:r>
-        <w:rPr w:rFonts="맑은 고딕">
-          <w:rFonts w:ascii="맑은 고딕" w:hAnsi="맑은 고딕" w:eastAsia="맑은 고딕"/>
-          <w:b w:val="0"/>
-          <w:sz w:val="20"/>
-        </w:rPr>
-        <w:t>■ 발매년도 : 1973</w:t>
-        <w:br/>
-      </w:r>
-      <w:r>
-        <w:rPr w:rFonts="맑은 고딕">
-          <w:rFonts w:ascii="맑은 고딕" w:hAnsi="맑은 고딕" w:eastAsia="맑은 고딕"/>
-          <w:b w:val="0"/>
-          <w:sz w:val="20"/>
-        </w:rPr>
-        <w:t>■ 장르 : 포크 록, 사이키델릭 포크, 글램 록</w:t>
-        <w:br/>
-      </w:r>
-      <w:r>
-        <w:rPr w:rFonts="맑은 고딕">
-          <w:rFonts w:ascii="맑은 고딕" w:hAnsi="맑은 고딕" w:eastAsia="맑은 고딕"/>
-          <w:b w:val="0"/>
-          <w:sz w:val="20"/>
-        </w:rPr>
-        <w:t>■ 주요 수록곡 : 1. Cosmic Wheels</w:t>
-        <w:br/>
+        <w:t>위치 :  407</w:t>
       </w:r>
     </w:p>
     <w:p>
       <w:pPr>
-        <w:spacing w:after="160"/>
+        <w:spacing w:line="324" w:lineRule="auto" w:before="80" w:after="160"/>
       </w:pPr>
       <w:r>
         <w:rPr w:rFonts="맑은 고딕">
           <w:rFonts w:ascii="맑은 고딕" w:hAnsi="맑은 고딕" w:eastAsia="맑은 고딕"/>
           <w:b/>
           <w:color w:val="1F2937"/>
-          <w:sz w:val="24"/>
+          <w:sz w:val="22"/>
         </w:rPr>
-        <w:t>■ 음반 해설 및 감상 가이드</w:t>
+        <w:t xml:space="preserve">[음반 소개] </w:t>
+      </w:r>
+      <w:r>
+        <w:rPr w:rFonts="맑은 고딕">
+          <w:rFonts w:ascii="맑은 고딕" w:hAnsi="맑은 고딕" w:eastAsia="맑은 고딕"/>
+          <w:b w:val="0"/>
+          <w:sz w:val="21"/>
+        </w:rPr>
       </w:r>
     </w:p>
     <w:p>
       <w:pPr>
-        <w:spacing w:line="312" w:lineRule="auto" w:after="120"/>
+        <w:spacing w:line="324" w:lineRule="auto" w:after="120"/>
       </w:pPr>
       <w:r>
         <w:rPr w:rFonts="맑은 고딕">
@@ -108,51 +61,516 @@
           <w:b w:val="0"/>
           <w:sz w:val="21"/>
         </w:rPr>
-        <w:t>스코틀랜드 출신의 전설적인 싱어송라이터 도너반(Donovan)의 1973년작 &lt;Cosmic Wheels&gt;는 1960년대 영국의 사이키델릭 포크 시대를 이끌었던 그가 1970년대라는 새로운 시대의 음악적 흐름을 유연하게 수용하며 재기한 중요한 전환점입니다. 잠시 간의 휴식기를 거친 후 런던의 모건 스튜디오(Morgan Studios)에서 녹음된 이 앨범은, 기존의 순수한 아쿠스틱 포크에 70년대 초반을 풍미하던 글램 록과 아트 록의 화려함을 결합하여 상업적으로나 비평적으로 큰 성공을 거두었습니다. 영국과 미국 차트 상위권에 오르며 도너반의 예술적 부활을 알린 명반으로 평가받습니다.</w:t>
+        <w:t>1960년대 사이키델릭 포크의 찬란한 서막을 열었던 음유시인 도노반이 1970년대 초반, 우주적 상상력과 글램 록의 화려한 숨결을 불어넣어 완성한 역작입니다. 어쿠스틱의 순수함을 품은 채 묵직한 일렉트릭 사운드와 신비주의적 세계관을 결합하며, 그의 음악적 여정 중 가장 독창적이고 매혹적인 궤도를 그려냈습니다. 별빛 아래 읊조리는 서정시처럼 고요하면서도 대담하게 펼쳐지는 이 앨범은, 세월이 흘러도 퇴색되지 않는 아날로그적 낭만과 예술적 카타르시스를 고스란히 선사합니다.</w:t>
       </w:r>
     </w:p>
     <w:p>
       <w:pPr>
-        <w:spacing w:line="312" w:lineRule="auto" w:after="120"/>
+        <w:spacing w:line="324" w:lineRule="auto" w:before="200" w:after="80"/>
       </w:pPr>
+      <w:r>
+        <w:rPr w:rFonts="맑은 고딕">
+          <w:rFonts w:ascii="맑은 고딕" w:hAnsi="맑은 고딕" w:eastAsia="맑은 고딕"/>
+          <w:b/>
+          <w:color w:val="1E3A8A"/>
+          <w:sz w:val="24"/>
+        </w:rPr>
+        <w:t>1. 음반 데이터</w:t>
+      </w:r>
+    </w:p>
+    <w:p>
+      <w:pPr>
+        <w:spacing w:line="324" w:lineRule="auto" w:after="80"/>
+      </w:pPr>
+      <w:r>
+        <w:rPr w:rFonts="맑은 고딕">
+          <w:rFonts w:ascii="맑은 고딕" w:hAnsi="맑은 고딕" w:eastAsia="맑은 고딕"/>
+          <w:b w:val="0"/>
+          <w:color w:val="6B7280"/>
+          <w:sz w:val="21"/>
+        </w:rPr>
+        <w:t xml:space="preserve">· </w:t>
+      </w:r>
+      <w:r>
+        <w:rPr w:rFonts="맑은 고딕">
+          <w:rFonts w:ascii="맑은 고딕" w:hAnsi="맑은 고딕" w:eastAsia="맑은 고딕"/>
+          <w:b/>
+          <w:color w:val="1F2937"/>
+          <w:sz w:val="21"/>
+        </w:rPr>
+        <w:t xml:space="preserve">앨범명: </w:t>
+      </w:r>
       <w:r>
         <w:rPr w:rFonts="맑은 고딕">
           <w:rFonts w:ascii="맑은 고딕" w:hAnsi="맑은 고딕" w:eastAsia="맑은 고딕"/>
           <w:b w:val="0"/>
           <w:sz w:val="21"/>
         </w:rPr>
-        <w:t>음악적으로 이 앨범은 도너반 특유의 서정적인 어쿠스틱 기타와 우주적·철학적 가사 세계 위에 한층 더 두텁고 웅장한 사운드 레이어를 더했습니다. 명재즈/록 기타리스트 크리스 스파딩(Chris Spedding)의 정교한 기타 연주와 세련된 오케스트레이션, 브라스 섹션이 어우러져 풍성한 입체감을 선사합니다. 도너반의 보컬 역시 특유의 섬세한 떨림(Vibrato)을 유지하면서도, 때로는 위트 있고 때로는 신비로운 페르소나를 넘나들며 음반 전체에 유쾌하면서도 깊이 있는 음악적 서사를 부여합니다.</w:t>
+        <w:t>Cosmic Wheels</w:t>
       </w:r>
     </w:p>
     <w:p>
       <w:pPr>
-        <w:spacing w:line="312" w:lineRule="auto" w:after="120"/>
+        <w:spacing w:line="324" w:lineRule="auto" w:after="80"/>
       </w:pPr>
+      <w:r>
+        <w:rPr w:rFonts="맑은 고딕">
+          <w:rFonts w:ascii="맑은 고딕" w:hAnsi="맑은 고딕" w:eastAsia="맑은 고딕"/>
+          <w:b w:val="0"/>
+          <w:color w:val="6B7280"/>
+          <w:sz w:val="21"/>
+        </w:rPr>
+        <w:t xml:space="preserve">· </w:t>
+      </w:r>
+      <w:r>
+        <w:rPr w:rFonts="맑은 고딕">
+          <w:rFonts w:ascii="맑은 고딕" w:hAnsi="맑은 고딕" w:eastAsia="맑은 고딕"/>
+          <w:b/>
+          <w:color w:val="1F2937"/>
+          <w:sz w:val="21"/>
+        </w:rPr>
+        <w:t xml:space="preserve">아티스트: </w:t>
+      </w:r>
       <w:r>
         <w:rPr w:rFonts="맑은 고딕">
           <w:rFonts w:ascii="맑은 고딕" w:hAnsi="맑은 고딕" w:eastAsia="맑은 고딕"/>
           <w:b w:val="0"/>
           <w:sz w:val="21"/>
         </w:rPr>
-        <w:t>타이틀곡인 ‘Cosmic Wheels’는 우주의 순환과 인간 존재에 대한 사유를 웅장한 록 사운드와 입체적인 코러스로 풀어내며 음반의 포문을 힘차게 엽니다. 이어지는 ‘I Like You’는 도너반 고유의 멜로디컬한 감각과 경쾌하고 로맨틱한 에너지가 돋보이는 트랙이며, 특유의 기발한 해학과 유머가 돋보이는 ‘The Intergalactic Laxative’는 듣는 이에게 위트 있는 즐거움을 선사합니다. 음반의 마지막을 장식하는 ‘Sleep’은 지친 영혼을 부드럽게 감싸 안듯 서정적이고 아늑한 어쿠스틱 포크의 진수를 보여주며 깊은 여운을 남깁니다.</w:t>
+        <w:t>Donovan (도노반)</w:t>
       </w:r>
     </w:p>
     <w:p>
       <w:pPr>
-        <w:spacing w:line="312" w:lineRule="auto" w:after="120"/>
+        <w:spacing w:line="324" w:lineRule="auto" w:after="80"/>
       </w:pPr>
+      <w:r>
+        <w:rPr w:rFonts="맑은 고딕">
+          <w:rFonts w:ascii="맑은 고딕" w:hAnsi="맑은 고딕" w:eastAsia="맑은 고딕"/>
+          <w:b w:val="0"/>
+          <w:color w:val="6B7280"/>
+          <w:sz w:val="21"/>
+        </w:rPr>
+        <w:t xml:space="preserve">· </w:t>
+      </w:r>
+      <w:r>
+        <w:rPr w:rFonts="맑은 고딕">
+          <w:rFonts w:ascii="맑은 고딕" w:hAnsi="맑은 고딕" w:eastAsia="맑은 고딕"/>
+          <w:b/>
+          <w:color w:val="1F2937"/>
+          <w:sz w:val="21"/>
+        </w:rPr>
+        <w:t xml:space="preserve">발매 정보: </w:t>
+      </w:r>
       <w:r>
         <w:rPr w:rFonts="맑은 고딕">
           <w:rFonts w:ascii="맑은 고딕" w:hAnsi="맑은 고딕" w:eastAsia="맑은 고딕"/>
           <w:b w:val="0"/>
           <w:sz w:val="21"/>
         </w:rPr>
-        <w:t>&lt;Cosmic Wheels&gt;는 1960년대 청년 문화의 아이콘이었던 도너반이 시대의 변화 속에서도 자신의 음악적 지평을 우주적 상상력으로 확장해 낸 거장다운 면모를 증명하는 앨범입니다. 사이키델릭의 신비로움과 70년대 록의 감각적인 텍스처가 절묘하게 조화를 이룬 이 LP는 올드 록과 포크를 사랑하는 LP 애호가들에게 여전히 매혹적인 감동을 선사하는 수작입니다.</w:t>
+        <w:t>1973년 3월 에픽 레코드(Epic Records)를 통해 발매된 도노반의 열한 번째 정규 스튜디오 앨범으로, 런던의 유서 깊은 모건 스튜디오(Morgan Studios)에서 당대 최고의 세션 연주자들과 함께 정교하게 빚어낸 명반입니다.</w:t>
+      </w:r>
+    </w:p>
+    <w:p>
+      <w:pPr>
+        <w:spacing w:line="324" w:lineRule="auto" w:after="80"/>
+      </w:pPr>
+      <w:r>
+        <w:rPr w:rFonts="맑은 고딕">
+          <w:rFonts w:ascii="맑은 고딕" w:hAnsi="맑은 고딕" w:eastAsia="맑은 고딕"/>
+          <w:b w:val="0"/>
+          <w:color w:val="6B7280"/>
+          <w:sz w:val="21"/>
+        </w:rPr>
+        <w:t xml:space="preserve">· </w:t>
+      </w:r>
+      <w:r>
+        <w:rPr w:rFonts="맑은 고딕">
+          <w:rFonts w:ascii="맑은 고딕" w:hAnsi="맑은 고딕" w:eastAsia="맑은 고딕"/>
+          <w:b/>
+          <w:color w:val="1F2937"/>
+          <w:sz w:val="21"/>
+        </w:rPr>
+        <w:t xml:space="preserve">LP 인기도(판매량): </w:t>
+      </w:r>
+      <w:r>
+        <w:rPr w:rFonts="맑은 고딕">
+          <w:rFonts w:ascii="맑은 고딕" w:hAnsi="맑은 고딕" w:eastAsia="맑은 고딕"/>
+          <w:b w:val="0"/>
+          <w:sz w:val="21"/>
+        </w:rPr>
+        <w:t>발매 직후 영국 앨범 차트 15위에 오르고 미국 빌보드 200 차트 25위를 기록하며 양국에서 대중과 평단의 뜨거운 호응을 이끌어냈고, 1970년대 초 도노반의 화려한 귀환을 알리며 준수한 상업적 성공을 거두었습니다.</w:t>
+      </w:r>
+    </w:p>
+    <w:p>
+      <w:pPr>
+        <w:spacing w:line="324" w:lineRule="auto" w:after="80"/>
+      </w:pPr>
+      <w:r>
+        <w:rPr w:rFonts="맑은 고딕">
+          <w:rFonts w:ascii="맑은 고딕" w:hAnsi="맑은 고딕" w:eastAsia="맑은 고딕"/>
+          <w:b w:val="0"/>
+          <w:color w:val="6B7280"/>
+          <w:sz w:val="21"/>
+        </w:rPr>
+        <w:t xml:space="preserve">· </w:t>
+      </w:r>
+      <w:r>
+        <w:rPr w:rFonts="맑은 고딕">
+          <w:rFonts w:ascii="맑은 고딕" w:hAnsi="맑은 고딕" w:eastAsia="맑은 고딕"/>
+          <w:b/>
+          <w:color w:val="1F2937"/>
+          <w:sz w:val="21"/>
+        </w:rPr>
+        <w:t xml:space="preserve">각종 수상경력: </w:t>
+      </w:r>
+      <w:r>
+        <w:rPr w:rFonts="맑은 고딕">
+          <w:rFonts w:ascii="맑은 고딕" w:hAnsi="맑은 고딕" w:eastAsia="맑은 고딕"/>
+          <w:b w:val="0"/>
+          <w:sz w:val="21"/>
+        </w:rPr>
+        <w:t>대형 시상식의 트로피를 넘어, 록 음악 전문지들로부터 포크와 글램 록의 경계를 탁월하게 허문 걸작으로 재조명받았으며, 2012년 도노반이 로큰롤 명예의 전당(Rock and Roll Hall of Fame)에 헌액될 당시 그의 다채로운 디스코그래피 중 빼놓을 수 없는 전환점으로 공인받았습니다.</w:t>
+      </w:r>
+    </w:p>
+    <w:p>
+      <w:pPr>
+        <w:spacing w:line="324" w:lineRule="auto" w:before="200" w:after="80"/>
+      </w:pPr>
+      <w:r>
+        <w:rPr w:rFonts="맑은 고딕">
+          <w:rFonts w:ascii="맑은 고딕" w:hAnsi="맑은 고딕" w:eastAsia="맑은 고딕"/>
+          <w:b/>
+          <w:color w:val="1E3A8A"/>
+          <w:sz w:val="24"/>
+        </w:rPr>
+        <w:t>2. 아티스트 정보</w:t>
+      </w:r>
+    </w:p>
+    <w:p>
+      <w:pPr>
+        <w:spacing w:line="324" w:lineRule="auto" w:after="80"/>
+      </w:pPr>
+      <w:r>
+        <w:rPr w:rFonts="맑은 고딕">
+          <w:rFonts w:ascii="맑은 고딕" w:hAnsi="맑은 고딕" w:eastAsia="맑은 고딕"/>
+          <w:b w:val="0"/>
+          <w:color w:val="6B7280"/>
+          <w:sz w:val="21"/>
+        </w:rPr>
+        <w:t xml:space="preserve">· </w:t>
+      </w:r>
+      <w:r>
+        <w:rPr w:rFonts="맑은 고딕">
+          <w:rFonts w:ascii="맑은 고딕" w:hAnsi="맑은 고딕" w:eastAsia="맑은 고딕"/>
+          <w:b/>
+          <w:color w:val="1F2937"/>
+          <w:sz w:val="21"/>
+        </w:rPr>
+        <w:t xml:space="preserve">국적: </w:t>
+      </w:r>
+      <w:r>
+        <w:rPr w:rFonts="맑은 고딕">
+          <w:rFonts w:ascii="맑은 고딕" w:hAnsi="맑은 고딕" w:eastAsia="맑은 고딕"/>
+          <w:b w:val="0"/>
+          <w:sz w:val="21"/>
+        </w:rPr>
+        <w:t>영국 (스코틀랜드)</w:t>
+      </w:r>
+    </w:p>
+    <w:p>
+      <w:pPr>
+        <w:spacing w:line="324" w:lineRule="auto" w:after="80"/>
+      </w:pPr>
+      <w:r>
+        <w:rPr w:rFonts="맑은 고딕">
+          <w:rFonts w:ascii="맑은 고딕" w:hAnsi="맑은 고딕" w:eastAsia="맑은 고딕"/>
+          <w:b w:val="0"/>
+          <w:color w:val="6B7280"/>
+          <w:sz w:val="21"/>
+        </w:rPr>
+        <w:t xml:space="preserve">· </w:t>
+      </w:r>
+      <w:r>
+        <w:rPr w:rFonts="맑은 고딕">
+          <w:rFonts w:ascii="맑은 고딕" w:hAnsi="맑은 고딕" w:eastAsia="맑은 고딕"/>
+          <w:b/>
+          <w:color w:val="1F2937"/>
+          <w:sz w:val="21"/>
+        </w:rPr>
+        <w:t xml:space="preserve">생몰년도: </w:t>
+      </w:r>
+      <w:r>
+        <w:rPr w:rFonts="맑은 고딕">
+          <w:rFonts w:ascii="맑은 고딕" w:hAnsi="맑은 고딕" w:eastAsia="맑은 고딕"/>
+          <w:b w:val="0"/>
+          <w:sz w:val="21"/>
+        </w:rPr>
+        <w:t>1946년 5월 10일 ~ 현재</w:t>
+      </w:r>
+    </w:p>
+    <w:p>
+      <w:pPr>
+        <w:spacing w:line="324" w:lineRule="auto" w:after="80"/>
+      </w:pPr>
+      <w:r>
+        <w:rPr w:rFonts="맑은 고딕">
+          <w:rFonts w:ascii="맑은 고딕" w:hAnsi="맑은 고딕" w:eastAsia="맑은 고딕"/>
+          <w:b w:val="0"/>
+          <w:color w:val="6B7280"/>
+          <w:sz w:val="21"/>
+        </w:rPr>
+        <w:t xml:space="preserve">· </w:t>
+      </w:r>
+      <w:r>
+        <w:rPr w:rFonts="맑은 고딕">
+          <w:rFonts w:ascii="맑은 고딕" w:hAnsi="맑은 고딕" w:eastAsia="맑은 고딕"/>
+          <w:b/>
+          <w:color w:val="1F2937"/>
+          <w:sz w:val="21"/>
+        </w:rPr>
+        <w:t xml:space="preserve">그룹 소속: </w:t>
+      </w:r>
+      <w:r>
+        <w:rPr w:rFonts="맑은 고딕">
+          <w:rFonts w:ascii="맑은 고딕" w:hAnsi="맑은 고딕" w:eastAsia="맑은 고딕"/>
+          <w:b w:val="0"/>
+          <w:sz w:val="21"/>
+        </w:rPr>
+        <w:t>솔로</w:t>
+      </w:r>
+    </w:p>
+    <w:p>
+      <w:pPr>
+        <w:spacing w:line="324" w:lineRule="auto" w:after="80"/>
+      </w:pPr>
+      <w:r>
+        <w:rPr w:rFonts="맑은 고딕">
+          <w:rFonts w:ascii="맑은 고딕" w:hAnsi="맑은 고딕" w:eastAsia="맑은 고딕"/>
+          <w:b w:val="0"/>
+          <w:color w:val="6B7280"/>
+          <w:sz w:val="21"/>
+        </w:rPr>
+        <w:t xml:space="preserve">· </w:t>
+      </w:r>
+      <w:r>
+        <w:rPr w:rFonts="맑은 고딕">
+          <w:rFonts w:ascii="맑은 고딕" w:hAnsi="맑은 고딕" w:eastAsia="맑은 고딕"/>
+          <w:b/>
+          <w:color w:val="1F2937"/>
+          <w:sz w:val="21"/>
+        </w:rPr>
+        <w:t xml:space="preserve">아티스트 소개: </w:t>
+      </w:r>
+      <w:r>
+        <w:rPr w:rFonts="맑은 고딕">
+          <w:rFonts w:ascii="맑은 고딕" w:hAnsi="맑은 고딕" w:eastAsia="맑은 고딕"/>
+          <w:b w:val="0"/>
+          <w:sz w:val="21"/>
+        </w:rPr>
+        <w:t>도노반은 브리티시 포크의 전통 위에 재즈, 팝, 사이키델릭 사운드를 유려하게 수놓으며 1960~70년대 대중음악사에 굵직한 족적을 남긴 싱어송라이터입니다. 특유의 몽환적인 음색과 철학적이면서도 동화적인 노랫말로 '사이키델릭 팝의 음유시인'이라 칭송받으며 비틀스와 함께 시대를 호흡한 독보적인 예술가입니다.</w:t>
+      </w:r>
+    </w:p>
+    <w:p>
+      <w:pPr>
+        <w:spacing w:line="324" w:lineRule="auto" w:before="200" w:after="80"/>
+      </w:pPr>
+      <w:r>
+        <w:rPr w:rFonts="맑은 고딕">
+          <w:rFonts w:ascii="맑은 고딕" w:hAnsi="맑은 고딕" w:eastAsia="맑은 고딕"/>
+          <w:b/>
+          <w:color w:val="1E3A8A"/>
+          <w:sz w:val="24"/>
+        </w:rPr>
+        <w:t>3. 음반 상세 분석</w:t>
+      </w:r>
+    </w:p>
+    <w:p>
+      <w:pPr>
+        <w:spacing w:line="324" w:lineRule="auto" w:after="80"/>
+      </w:pPr>
+      <w:r>
+        <w:rPr w:rFonts="맑은 고딕">
+          <w:rFonts w:ascii="맑은 고딕" w:hAnsi="맑은 고딕" w:eastAsia="맑은 고딕"/>
+          <w:b w:val="0"/>
+          <w:color w:val="6B7280"/>
+          <w:sz w:val="21"/>
+        </w:rPr>
+        <w:t xml:space="preserve">· </w:t>
+      </w:r>
+      <w:r>
+        <w:rPr w:rFonts="맑은 고딕">
+          <w:rFonts w:ascii="맑은 고딕" w:hAnsi="맑은 고딕" w:eastAsia="맑은 고딕"/>
+          <w:b/>
+          <w:color w:val="1F2937"/>
+          <w:sz w:val="21"/>
+        </w:rPr>
+        <w:t xml:space="preserve">역사적 위치: </w:t>
+      </w:r>
+      <w:r>
+        <w:rPr w:rFonts="맑은 고딕">
+          <w:rFonts w:ascii="맑은 고딕" w:hAnsi="맑은 고딕" w:eastAsia="맑은 고딕"/>
+          <w:b w:val="0"/>
+          <w:sz w:val="21"/>
+        </w:rPr>
+        <w:t>포크 록의 낭만주의에 안주하지 않고 글램 록과 펑크(Funk)의 리듬감, 프로그레시브한 우주적 서사를 수용한 앨범으로, 도노반의 음악적 스펙트럼이 정점에 달했음을 증명합니다. 1960년대의 히피 이상주의가 1970년대의 화려하고 세련된 록 사운드로 진화하는 결정적 가교 역할을 한 작품으로 평가받습니다.</w:t>
+      </w:r>
+    </w:p>
+    <w:p>
+      <w:pPr>
+        <w:spacing w:line="324" w:lineRule="auto" w:after="80"/>
+      </w:pPr>
+      <w:r>
+        <w:rPr w:rFonts="맑은 고딕">
+          <w:rFonts w:ascii="맑은 고딕" w:hAnsi="맑은 고딕" w:eastAsia="맑은 고딕"/>
+          <w:b w:val="0"/>
+          <w:color w:val="6B7280"/>
+          <w:sz w:val="21"/>
+        </w:rPr>
+        <w:t xml:space="preserve">· </w:t>
+      </w:r>
+      <w:r>
+        <w:rPr w:rFonts="맑은 고딕">
+          <w:rFonts w:ascii="맑은 고딕" w:hAnsi="맑은 고딕" w:eastAsia="맑은 고딕"/>
+          <w:b/>
+          <w:color w:val="1F2937"/>
+          <w:sz w:val="21"/>
+        </w:rPr>
+        <w:t xml:space="preserve">시대의 흔적(스토리텔링): </w:t>
+      </w:r>
+      <w:r>
+        <w:rPr w:rFonts="맑은 고딕">
+          <w:rFonts w:ascii="맑은 고딕" w:hAnsi="맑은 고딕" w:eastAsia="맑은 고딕"/>
+          <w:b w:val="0"/>
+          <w:sz w:val="21"/>
+        </w:rPr>
+        <w:t>냉전의 긴장과 우주 탐사의 열기가 공존하던 1970년대 초반, 청춘들이 품었던 미지의 세계를 향한 동경과 내면의 유희가 고스란히 녹아 있습니다. 글램 록의 거센 물결 속에서 크리스 스페딩, 코지 파월 등 당대 최고의 록 뮤지션들이 호흡을 맞추며, 런던 언더그라운드의 짙은 향취와 자유분방한 시대의 공기를 입체적으로 투영해 냅니다.</w:t>
+      </w:r>
+    </w:p>
+    <w:p>
+      <w:pPr>
+        <w:spacing w:line="324" w:lineRule="auto" w:before="200" w:after="80"/>
+      </w:pPr>
+      <w:r>
+        <w:rPr w:rFonts="맑은 고딕">
+          <w:rFonts w:ascii="맑은 고딕" w:hAnsi="맑은 고딕" w:eastAsia="맑은 고딕"/>
+          <w:b/>
+          <w:color w:val="1E3A8A"/>
+          <w:sz w:val="24"/>
+        </w:rPr>
+        <w:t>4. 주요 수록곡 및 감상 제언</w:t>
+      </w:r>
+    </w:p>
+    <w:p>
+      <w:pPr>
+        <w:spacing w:line="324" w:lineRule="auto" w:after="80"/>
+      </w:pPr>
+      <w:r>
+        <w:rPr w:rFonts="맑은 고딕">
+          <w:rFonts w:ascii="맑은 고딕" w:hAnsi="맑은 고딕" w:eastAsia="맑은 고딕"/>
+          <w:b w:val="0"/>
+          <w:color w:val="6B7280"/>
+          <w:sz w:val="21"/>
+        </w:rPr>
+        <w:t xml:space="preserve">· </w:t>
+      </w:r>
+      <w:r>
+        <w:rPr w:rFonts="맑은 고딕">
+          <w:rFonts w:ascii="맑은 고딕" w:hAnsi="맑은 고딕" w:eastAsia="맑은 고딕"/>
+          <w:b/>
+          <w:color w:val="1F2937"/>
+          <w:sz w:val="21"/>
+        </w:rPr>
+        <w:t xml:space="preserve">주요 수록곡 특징: </w:t>
+      </w:r>
+      <w:r>
+        <w:rPr w:rFonts="맑은 고딕">
+          <w:rFonts w:ascii="맑은 고딕" w:hAnsi="맑은 고딕" w:eastAsia="맑은 고딕"/>
+          <w:b w:val="0"/>
+          <w:sz w:val="21"/>
+        </w:rPr>
+        <w:t>서정적이면서도 묵직한 리듬감이 빛나는 타이틀곡 'Cosmic Wheels'는 우주의 신비를 담담히 노래하며 앨범의 웅장한 포문을 엽니다. 재기 발랄한 멜로디와 따뜻한 포크 감성이 교차하는 'I Like You', 그리고 글램 록 특유의 그루브와 몽환적인 코러스가 인상적인 'The Intergalactic Laxative' 등 수록곡 전반에 걸쳐 도노반 특유의 위트와 심오한 서정성이 절묘한 균형을 이룹니다.</w:t>
+      </w:r>
+    </w:p>
+    <w:p>
+      <w:pPr>
+        <w:spacing w:line="324" w:lineRule="auto" w:after="80"/>
+      </w:pPr>
+      <w:r>
+        <w:rPr w:rFonts="맑은 고딕">
+          <w:rFonts w:ascii="맑은 고딕" w:hAnsi="맑은 고딕" w:eastAsia="맑은 고딕"/>
+          <w:b w:val="0"/>
+          <w:color w:val="6B7280"/>
+          <w:sz w:val="21"/>
+        </w:rPr>
+        <w:t xml:space="preserve">· </w:t>
+      </w:r>
+      <w:r>
+        <w:rPr w:rFonts="맑은 고딕">
+          <w:rFonts w:ascii="맑은 고딕" w:hAnsi="맑은 고딕" w:eastAsia="맑은 고딕"/>
+          <w:b/>
+          <w:color w:val="1F2937"/>
+          <w:sz w:val="21"/>
+        </w:rPr>
+        <w:t xml:space="preserve">빈티지 감상 제언: </w:t>
+      </w:r>
+      <w:r>
+        <w:rPr w:rFonts="맑은 고딕">
+          <w:rFonts w:ascii="맑은 고딕" w:hAnsi="맑은 고딕" w:eastAsia="맑은 고딕"/>
+          <w:b w:val="0"/>
+          <w:sz w:val="21"/>
+        </w:rPr>
+        <w:t>진공관 앰프의 부드러운 온기를 거쳐 턴테이블의 바늘이 소리골을 탈 때, 어쿠스틱 기타의 섬세한 핑거링과 베이스의 묵직한 울림이 공간을 풍성하게 채웁니다. 현대의 디지털 음원에서는 느끼기 힘든 1970년대 아날로그 릴 테이프 레코딩 특유의 자연스러운 공명과 보컬의 숨결을 귀 기울여 감상하시기를 권합니다.</w:t>
+      </w:r>
+    </w:p>
+    <w:p>
+      <w:pPr>
+        <w:spacing w:line="324" w:lineRule="auto" w:after="80"/>
+      </w:pPr>
+      <w:r>
+        <w:rPr w:rFonts="맑은 고딕">
+          <w:rFonts w:ascii="맑은 고딕" w:hAnsi="맑은 고딕" w:eastAsia="맑은 고딕"/>
+          <w:b w:val="0"/>
+          <w:color w:val="6B7280"/>
+          <w:sz w:val="21"/>
+        </w:rPr>
+        <w:t xml:space="preserve">· </w:t>
+      </w:r>
+      <w:r>
+        <w:rPr w:rFonts="맑은 고딕">
+          <w:rFonts w:ascii="맑은 고딕" w:hAnsi="맑은 고딕" w:eastAsia="맑은 고딕"/>
+          <w:b/>
+          <w:color w:val="1F2937"/>
+          <w:sz w:val="21"/>
+        </w:rPr>
+        <w:t xml:space="preserve">소장 가치: </w:t>
+      </w:r>
+      <w:r>
+        <w:rPr w:rFonts="맑은 고딕">
+          <w:rFonts w:ascii="맑은 고딕" w:hAnsi="맑은 고딕" w:eastAsia="맑은 고딕"/>
+          <w:b w:val="0"/>
+          <w:sz w:val="21"/>
+        </w:rPr>
+        <w:t>원초적 낭만과 아방가르드한 감각이 공존하는 게이트폴드 커버 아트워크와 함께, 도노반의 황금기 사운드를 온전히 품고 있어 정통 록 및 포크 애호가들의 컬렉션에서 단연 돋보이는 희소성과 예술성을 지닌 LP입니다.</w:t>
+      </w:r>
+    </w:p>
+    <w:p>
+      <w:pPr>
+        <w:spacing w:line="324" w:lineRule="auto" w:after="120" w:before="160"/>
+      </w:pPr>
+      <w:r>
+        <w:rPr w:rFonts="맑은 고딕">
+          <w:rFonts w:ascii="맑은 고딕" w:hAnsi="맑은 고딕" w:eastAsia="맑은 고딕"/>
+          <w:b/>
+          <w:color w:val="4338CA"/>
+          <w:sz w:val="21"/>
+        </w:rPr>
+        <w:t>이 음반을 통해 아날로그 바늘 끝에서 피어나는 우주적 서정시가 전해주는 감동을 다시 한번 경험해 보시는 것은 어떨까요?</w:t>
       </w:r>
     </w:p>
     <w:sectPr>
       <w:pgSz w:w="12240" w:h="15840"/>
-      <w:pgMar w:top="1440" w:right="1440" w:bottom="1440" w:left="1440" w:header="720" w:footer="720" w:gutter="0"/>
+      <w:pgMar w:top="1152" w:right="1296" w:bottom="1152" w:left="1296" w:header="720" w:footer="720" w:gutter="0"/>
       <w:cols w:space="720"/>
       <w:docGrid w:linePitch="360"/>
     </w:sectPr>

--- a/word_reports/LP_0130_위치_407_Donovan_Cosmic Wheels.docx
+++ b/word_reports/LP_0130_위치_407_Donovan_Cosmic Wheels.docx
@@ -32,7 +32,7 @@
     </w:p>
     <w:p>
       <w:pPr>
-        <w:spacing w:line="324" w:lineRule="auto" w:before="80" w:after="160"/>
+        <w:spacing w:line="324" w:lineRule="auto" w:before="80" w:after="120"/>
       </w:pPr>
       <w:r>
         <w:rPr w:rFonts="맑은 고딕">
@@ -42,13 +42,6 @@
           <w:sz w:val="22"/>
         </w:rPr>
         <w:t xml:space="preserve">[음반 소개] </w:t>
-      </w:r>
-      <w:r>
-        <w:rPr w:rFonts="맑은 고딕">
-          <w:rFonts w:ascii="맑은 고딕" w:hAnsi="맑은 고딕" w:eastAsia="맑은 고딕"/>
-          <w:b w:val="0"/>
-          <w:sz w:val="21"/>
-        </w:rPr>
       </w:r>
     </w:p>
     <w:p>
@@ -61,7 +54,33 @@
           <w:b w:val="0"/>
           <w:sz w:val="21"/>
         </w:rPr>
-        <w:t>1960년대 사이키델릭 포크의 찬란한 서막을 열었던 음유시인 도노반이 1970년대 초반, 우주적 상상력과 글램 록의 화려한 숨결을 불어넣어 완성한 역작입니다. 어쿠스틱의 순수함을 품은 채 묵직한 일렉트릭 사운드와 신비주의적 세계관을 결합하며, 그의 음악적 여정 중 가장 독창적이고 매혹적인 궤도를 그려냈습니다. 별빛 아래 읊조리는 서정시처럼 고요하면서도 대담하게 펼쳐지는 이 앨범은, 세월이 흘러도 퇴색되지 않는 아날로그적 낭만과 예술적 카타르시스를 고스란히 선사합니다.</w:t>
+        <w:t>1960년대 브리티시 포크 리바이벌의 중심이자 플라워 파워 무브먼트의 찬란한 영적 지주였던 도노반(Donovan)이 1970년대라는 새로운 시대의 지평을 마주하며 발표한 1973년작 [Cosmic Wheels]는, 음유시인의 서정성과 당대를 휩쓸던 글램 록(Glam Rock)의 관능적 에너지가 절묘한 조화를 이룬 수작입니다. 격동의 시대를 지나 내면과 우주로 시선을 돌린 도노반은 특유의 신비주의적 세계관을 잃지 않으면서도, 묵직하고도 화려한 록 비트와 유려한 멜로디 라인을 융합하여 음악적 스펙트럼의 비약적인 확장을 일구어냈습니다.</w:t>
+      </w:r>
+    </w:p>
+    <w:p>
+      <w:pPr>
+        <w:spacing w:line="324" w:lineRule="auto" w:after="120"/>
+      </w:pPr>
+      <w:r>
+        <w:rPr w:rFonts="맑은 고딕">
+          <w:rFonts w:ascii="맑은 고딕" w:hAnsi="맑은 고딕" w:eastAsia="맑은 고딕"/>
+          <w:b w:val="0"/>
+          <w:sz w:val="21"/>
+        </w:rPr>
+        <w:t>런던의 유서 깊은 모건 스튜디오에서 빚어진 이 앨범은 당대 최고의 세션 연주자들과 함께 호흡을 맞추며 한층 다채롭고 정교한 사운드스케이프를 완성했습니다. 도노반은 '우주적 수레바퀴'라는 앨범 타이틀이 암시하듯, 무한한 천체 속에서 먼지처럼 부유하는 인간 존재의 허무를 비탄이 아닌 찬란한 유희와 낙천적 유머로 치환해 냅니다. 기발한 상상력과 철학적 통찰이 교차하는 노랫말, 그리고 포크의 정갈한 뼈대 위에 덧입혀진 훵키한 그루브와 글램적 화법은 청자에게 시공간을 초월한 지적·감성적 유영을 선사합니다.</w:t>
+      </w:r>
+    </w:p>
+    <w:p>
+      <w:pPr>
+        <w:spacing w:line="324" w:lineRule="auto" w:after="120"/>
+      </w:pPr>
+      <w:r>
+        <w:rPr w:rFonts="맑은 고딕">
+          <w:rFonts w:ascii="맑은 고딕" w:hAnsi="맑은 고딕" w:eastAsia="맑은 고딕"/>
+          <w:b w:val="0"/>
+          <w:sz w:val="21"/>
+        </w:rPr>
+        <w:t>반세기의 세월이 흐른 오늘날에도 본작이 여전히 빛을 발하는 까닭은, 유행의 표피를 흉내 내는 데 그치지 않고 인간 본연의 자유의지와 평화에 대한 갈망을 독창적인 시선으로 포착해 냈기 때문입니다. 어쿠스틱 기타의 청아한 울림과 묵직한 베이스 라인, 몽환적인 코러스가 아날로그 바이닐의 소리골 위에서 살아 숨 쉬며 전해주는 서정적 파동은, 듣는 이의 메마른 감성을 촉촉하게 적시는 불멸의 미학적 가치를 오롯이 증명해 보입니다.</w:t>
       </w:r>
     </w:p>
     <w:p>
@@ -168,7 +187,7 @@
           <w:b w:val="0"/>
           <w:sz w:val="21"/>
         </w:rPr>
-        <w:t>1973년 3월 에픽 레코드(Epic Records)를 통해 발매된 도노반의 열한 번째 정규 스튜디오 앨범으로, 런던의 유서 깊은 모건 스튜디오(Morgan Studios)에서 당대 최고의 세션 연주자들과 함께 정교하게 빚어낸 명반입니다.</w:t>
+        <w:t>1973년 3월 에픽 레코드(Epic Records)를 통해 발매된 도노반의 통산 열 번째 정규 스튜디오 앨범으로, 1960년대 사이키델릭 포크의 아이콘이었던 그가 1970년대 런던 음악 씬의 변화를 흡수하며 글램 록과 하드 록의 질감을 대담하게 끌어안은 음악적 전환점의 기록입니다.</w:t>
       </w:r>
     </w:p>
     <w:p>
@@ -199,7 +218,7 @@
           <w:b w:val="0"/>
           <w:sz w:val="21"/>
         </w:rPr>
-        <w:t>발매 직후 영국 앨범 차트 15위에 오르고 미국 빌보드 200 차트 25위를 기록하며 양국에서 대중과 평단의 뜨거운 호응을 이끌어냈고, 1970년대 초 도노반의 화려한 귀환을 알리며 준수한 상업적 성공을 거두었습니다.</w:t>
+        <w:t>발매 당시 영국 오피셜 앨범 차트 15위, 미국 빌보드 200 차트 25위를 기록하며 대서양 양편에서 상업적 부활을 알렸으며, 도노반의 70년대 발매작 중 가장 뛰어난 대중적 지지와 판매고를 달성한 명반으로 손꼽힙니다.</w:t>
       </w:r>
     </w:p>
     <w:p>
@@ -230,7 +249,7 @@
           <w:b w:val="0"/>
           <w:sz w:val="21"/>
         </w:rPr>
-        <w:t>대형 시상식의 트로피를 넘어, 록 음악 전문지들로부터 포크와 글램 록의 경계를 탁월하게 허문 걸작으로 재조명받았으며, 2012년 도노반이 로큰롤 명예의 전당(Rock and Roll Hall of Fame)에 헌액될 당시 그의 다채로운 디스코그래피 중 빼놓을 수 없는 전환점으로 공인받았습니다.</w:t>
+        <w:t>2012년 로큰롤 명예의 전당과 2014년 송라이터스 명예의 전당에 헌액된 도노반의 디스코그래피 중에서도, 포크와 록의 경계를 허문 혁신적 앨범으로 유수의 평단으로부터 지속적인 재평가와 찬사를 받고 있습니다.</w:t>
       </w:r>
     </w:p>
     <w:p>
@@ -368,7 +387,7 @@
           <w:b w:val="0"/>
           <w:sz w:val="21"/>
         </w:rPr>
-        <w:t>도노반은 브리티시 포크의 전통 위에 재즈, 팝, 사이키델릭 사운드를 유려하게 수놓으며 1960~70년대 대중음악사에 굵직한 족적을 남긴 싱어송라이터입니다. 특유의 몽환적인 음색과 철학적이면서도 동화적인 노랫말로 '사이키델릭 팝의 음유시인'이라 칭송받으며 비틀스와 함께 시대를 호흡한 독보적인 예술가입니다.</w:t>
+        <w:t>도노반(Donovan Philips Leitch)은 밥 딜런과 더불어 1960년대를 대표하는 포크의 거장이자, 팝 역사상 가장 먼저 사이키델릭 플라워 무브먼트의 씨앗을 틔운 위대한 싱어송라이터입니다. 특유의 환상적이고 동화적인 음색, 동양 철학과 켈틱 신화가 깃든 시적인 가사로 팝과 포크의 지평을 넓히며 비틀스를 비롯한 동시대 수많은 거장에게 지대한 예술적 영감을 제공했습니다.</w:t>
       </w:r>
     </w:p>
     <w:p>
@@ -413,7 +432,7 @@
           <w:b w:val="0"/>
           <w:sz w:val="21"/>
         </w:rPr>
-        <w:t>포크 록의 낭만주의에 안주하지 않고 글램 록과 펑크(Funk)의 리듬감, 프로그레시브한 우주적 서사를 수용한 앨범으로, 도노반의 음악적 스펙트럼이 정점에 달했음을 증명합니다. 1960년대의 히피 이상주의가 1970년대의 화려하고 세련된 록 사운드로 진화하는 결정적 가교 역할을 한 작품으로 평가받습니다.</w:t>
+        <w:t>포크 싱어송라이터의 전통적 틀을 과감히 탈피하여 70년대 초반을 지배하던 글램 록, 훵크(Funk), 그리고 사이키델릭 록의 요소를 자신의 음유시인적 자아 속에 완벽히 용해시킨 역작입니다. 어쿠스틱 서정성과 일렉트릭 사운드의 화려한 결합을 통해 70년대 록 음악의 다채로운 실험성을 웅변하는 귀중한 사표가 됩니다.</w:t>
       </w:r>
     </w:p>
     <w:p>
@@ -444,7 +463,7 @@
           <w:b w:val="0"/>
           <w:sz w:val="21"/>
         </w:rPr>
-        <w:t>냉전의 긴장과 우주 탐사의 열기가 공존하던 1970년대 초반, 청춘들이 품었던 미지의 세계를 향한 동경과 내면의 유희가 고스란히 녹아 있습니다. 글램 록의 거센 물결 속에서 크리스 스페딩, 코지 파월 등 당대 최고의 록 뮤지션들이 호흡을 맞추며, 런던 언더그라운드의 짙은 향취와 자유분방한 시대의 공기를 입체적으로 투영해 냅니다.</w:t>
+        <w:t>1960년대 후반의 유토피아적 이상주의가 쇠락하고 냉전과 경제적 격변이 찾아오던 1970년대 초반, 청춘들이 마주했던 실존적 불안과 이를 극복하고자 했던 우주적 낙관주의가 고스란히 투영되어 있습니다. 화려한 화장과 글리터 록의 풍조 속에서도 순수한 사랑과 평화를 잃지 않으려 했던 당대 청년 문화의 복합적인 공기가 음악 속에 짙게 배어 있습니다.</w:t>
       </w:r>
     </w:p>
     <w:p>
@@ -489,7 +508,130 @@
           <w:b w:val="0"/>
           <w:sz w:val="21"/>
         </w:rPr>
-        <w:t>서정적이면서도 묵직한 리듬감이 빛나는 타이틀곡 'Cosmic Wheels'는 우주의 신비를 담담히 노래하며 앨범의 웅장한 포문을 엽니다. 재기 발랄한 멜로디와 따뜻한 포크 감성이 교차하는 'I Like You', 그리고 글램 록 특유의 그루브와 몽환적인 코러스가 인상적인 'The Intergalactic Laxative' 등 수록곡 전반에 걸쳐 도노반 특유의 위트와 심오한 서정성이 절묘한 균형을 이룹니다.</w:t>
+      </w:r>
+    </w:p>
+    <w:p>
+      <w:pPr>
+        <w:spacing w:line="324" w:lineRule="auto" w:after="80"/>
+      </w:pPr>
+      <w:r>
+        <w:rPr w:rFonts="맑은 고딕">
+          <w:rFonts w:ascii="맑은 고딕" w:hAnsi="맑은 고딕" w:eastAsia="맑은 고딕"/>
+          <w:b w:val="0"/>
+          <w:color w:val="6B7280"/>
+          <w:sz w:val="21"/>
+        </w:rPr>
+        <w:t xml:space="preserve">· </w:t>
+      </w:r>
+      <w:r>
+        <w:rPr w:rFonts="맑은 고딕">
+          <w:rFonts w:ascii="맑은 고딕" w:hAnsi="맑은 고딕" w:eastAsia="맑은 고딕"/>
+          <w:b/>
+          <w:color w:val="1F2937"/>
+          <w:sz w:val="21"/>
+        </w:rPr>
+        <w:t xml:space="preserve">"Cosmic Wheels": </w:t>
+      </w:r>
+      <w:r>
+        <w:rPr w:rFonts="맑은 고딕">
+          <w:rFonts w:ascii="맑은 고딕" w:hAnsi="맑은 고딕" w:eastAsia="맑은 고딕"/>
+          <w:b w:val="0"/>
+          <w:sz w:val="21"/>
+        </w:rPr>
+        <w:t>묵직한 베이스 리프와 중독적인 브라스 편곡 위에 도노반의 유연한 보컬이 얹혀 우주적 유희를 노래하는 앨범의 백미이자 글램 포크의 정점.</w:t>
+      </w:r>
+    </w:p>
+    <w:p>
+      <w:pPr>
+        <w:spacing w:line="324" w:lineRule="auto" w:after="80"/>
+      </w:pPr>
+      <w:r>
+        <w:rPr w:rFonts="맑은 고딕">
+          <w:rFonts w:ascii="맑은 고딕" w:hAnsi="맑은 고딕" w:eastAsia="맑은 고딕"/>
+          <w:b w:val="0"/>
+          <w:color w:val="6B7280"/>
+          <w:sz w:val="21"/>
+        </w:rPr>
+        <w:t xml:space="preserve">· </w:t>
+      </w:r>
+      <w:r>
+        <w:rPr w:rFonts="맑은 고딕">
+          <w:rFonts w:ascii="맑은 고딕" w:hAnsi="맑은 고딕" w:eastAsia="맑은 고딕"/>
+          <w:b/>
+          <w:color w:val="1F2937"/>
+          <w:sz w:val="21"/>
+        </w:rPr>
+        <w:t xml:space="preserve">"I Like You": </w:t>
+      </w:r>
+      <w:r>
+        <w:rPr w:rFonts="맑은 고딕">
+          <w:rFonts w:ascii="맑은 고딕" w:hAnsi="맑은 고딕" w:eastAsia="맑은 고딕"/>
+          <w:b w:val="0"/>
+          <w:sz w:val="21"/>
+        </w:rPr>
+        <w:t>부드럽고 따스한 멜로디 감각이 돋보이는 곡으로, 듣는 이의 마음을 무장해제시키는 도노반 특유의 순진무구한 서정성이 빛을 발하는 트랙.</w:t>
+      </w:r>
+    </w:p>
+    <w:p>
+      <w:pPr>
+        <w:spacing w:line="324" w:lineRule="auto" w:after="80"/>
+      </w:pPr>
+      <w:r>
+        <w:rPr w:rFonts="맑은 고딕">
+          <w:rFonts w:ascii="맑은 고딕" w:hAnsi="맑은 고딕" w:eastAsia="맑은 고딕"/>
+          <w:b w:val="0"/>
+          <w:color w:val="6B7280"/>
+          <w:sz w:val="21"/>
+        </w:rPr>
+        <w:t xml:space="preserve">· </w:t>
+      </w:r>
+      <w:r>
+        <w:rPr w:rFonts="맑은 고딕">
+          <w:rFonts w:ascii="맑은 고딕" w:hAnsi="맑은 고딕" w:eastAsia="맑은 고딕"/>
+          <w:b/>
+          <w:color w:val="1F2937"/>
+          <w:sz w:val="21"/>
+        </w:rPr>
+        <w:t xml:space="preserve">"The Intergalactic Laxative": </w:t>
+      </w:r>
+      <w:r>
+        <w:rPr w:rFonts="맑은 고딕">
+          <w:rFonts w:ascii="맑은 고딕" w:hAnsi="맑은 고딕" w:eastAsia="맑은 고딕"/>
+          <w:b w:val="0"/>
+          <w:sz w:val="21"/>
+        </w:rPr>
+        <w:t>유쾌한 풍자와 위트 있는 노랫말을 어쿠스틱 질감과 절묘하게 결합해 우주 비행사의 비애를 해학적으로 풀어낸 독창적인 곡.</w:t>
+      </w:r>
+    </w:p>
+    <w:p>
+      <w:pPr>
+        <w:spacing w:line="324" w:lineRule="auto" w:after="80"/>
+      </w:pPr>
+      <w:r>
+        <w:rPr w:rFonts="맑은 고딕">
+          <w:rFonts w:ascii="맑은 고딕" w:hAnsi="맑은 고딕" w:eastAsia="맑은 고딕"/>
+          <w:b w:val="0"/>
+          <w:color w:val="6B7280"/>
+          <w:sz w:val="21"/>
+        </w:rPr>
+        <w:t xml:space="preserve">· </w:t>
+      </w:r>
+      <w:r>
+        <w:rPr w:rFonts="맑은 고딕">
+          <w:rFonts w:ascii="맑은 고딕" w:hAnsi="맑은 고딕" w:eastAsia="맑은 고딕"/>
+          <w:b/>
+          <w:color w:val="1F2937"/>
+          <w:sz w:val="21"/>
+        </w:rPr>
+        <w:t xml:space="preserve">"Sleep": </w:t>
+      </w:r>
+      <w:r>
+        <w:rPr w:rFonts="맑은 고딕">
+          <w:rFonts w:ascii="맑은 고딕" w:hAnsi="맑은 고딕" w:eastAsia="맑은 고딕"/>
+          <w:b w:val="0"/>
+          <w:sz w:val="21"/>
+        </w:rPr>
+        <w:t>앨범의 문을 닫는 나른하고 몽환적인 발라드로, 깊은 밤의 정적을 닮은 챔버 오케스트레이션과 감미로운 읊조림이 진한 여운을 남기는 곡.</w:t>
       </w:r>
     </w:p>
     <w:p>
@@ -520,7 +662,7 @@
           <w:b w:val="0"/>
           <w:sz w:val="21"/>
         </w:rPr>
-        <w:t>진공관 앰프의 부드러운 온기를 거쳐 턴테이블의 바늘이 소리골을 탈 때, 어쿠스틱 기타의 섬세한 핑거링과 베이스의 묵직한 울림이 공간을 풍성하게 채웁니다. 현대의 디지털 음원에서는 느끼기 힘든 1970년대 아날로그 릴 테이프 레코딩 특유의 자연스러운 공명과 보컬의 숨결을 귀 기울여 감상하시기를 권합니다.</w:t>
+        <w:t>진공관 앰프의 온기 넘치는 배음과 무거운 턴테이블 플래터를 통해 감상할 때, 70년대 아날로그 믹싱의 정수인 어쿠스틱 기타의 까슬한 현의 울림과 공간을 가득 채우는 풍성한 저역의 베이스가 황홀한 입체감으로 되살아납니다. 어두운 조명 아래 바이닐의 소리골이 빚어내는 특유의 질감에 귀를 기울이면, 마치 1973년 런던 스튜디오의 앰비언스 속에 서 있는 듯한 공감각적 착각을 선사합니다.</w:t>
       </w:r>
     </w:p>
     <w:p>
@@ -551,7 +693,7 @@
           <w:b w:val="0"/>
           <w:sz w:val="21"/>
         </w:rPr>
-        <w:t>원초적 낭만과 아방가르드한 감각이 공존하는 게이트폴드 커버 아트워크와 함께, 도노반의 황금기 사운드를 온전히 품고 있어 정통 록 및 포크 애호가들의 컬렉션에서 단연 돋보이는 희소성과 예술성을 지닌 LP입니다.</w:t>
+        <w:t>우주의 신비를 환상적인 일러스트로 구현한 오리지널 게이트폴드 커버 아트워크와 도노반 음악 인생의 가장 찬란했던 전이기를 대변한다는 역사적 의의만으로도, 아날로그 LP 컬렉터라면 반드시 소장해야 할 불후의 명작입니다.</w:t>
       </w:r>
     </w:p>
     <w:p>
@@ -565,7 +707,7 @@
           <w:color w:val="4338CA"/>
           <w:sz w:val="21"/>
         </w:rPr>
-        <w:t>이 음반을 통해 아날로그 바늘 끝에서 피어나는 우주적 서정시가 전해주는 감동을 다시 한번 경험해 보시는 것은 어떨까요?</w:t>
+        <w:t>이 음반을 통해 아날로그 턴테이블의 회전 속에서 영롱하게 피어나는 우주적 서정미가 전해주는 감동을 다시 한번 경험해 보시는 것은 어떨까요?</w:t>
       </w:r>
     </w:p>
     <w:sectPr>
